--- a/docs/standards/word/CISO-SUMMARY.docx
+++ b/docs/standards/word/CISO-SUMMARY.docx
@@ -1270,7 +1270,7 @@
               <w:pStyle w:val="Compact"/>
             </w:pPr>
             <w:r>
-              <w:t xml:space="preserve">What to require of a vendor you are evaluating</w:t>
+              <w:t xml:space="preserve">What a buyer will require of you, and what to have ready</w:t>
             </w:r>
           </w:p>
         </w:tc>
@@ -1285,7 +1285,7 @@
                 <w:rPr>
                   <w:rStyle w:val="Hyperlink"/>
                 </w:rPr>
-                <w:t xml:space="preserve">What to ask a software vendor for</w:t>
+                <w:t xml:space="preserve">What to have ready when a buyer asks</w:t>
               </w:r>
             </w:hyperlink>
           </w:p>

--- a/docs/standards/word/CISO-SUMMARY.docx
+++ b/docs/standards/word/CISO-SUMMARY.docx
@@ -119,127 +119,149 @@
           <w:b/>
           <w:bCs/>
         </w:rPr>
-        <w:t xml:space="preserve">Nothing new is going wrong with your code. There is just far more of it, arriving faster, and</w:t>
-      </w:r>
+        <w:t xml:space="preserve">What this is.</w:t>
+      </w:r>
+      <w:r>
+        <w:t xml:space="preserve"> </w:t>
+      </w:r>
+      <w:r>
+        <w:t xml:space="preserve">The argument in two pages: what changes when developers build with AI assistants,</w:t>
+      </w:r>
+      <w:r>
+        <w:t xml:space="preserve"> </w:t>
+      </w:r>
+      <w:r>
+        <w:t xml:space="preserve">the five questions to ask them, and what to fund.</w:t>
+      </w:r>
+    </w:p>
+    <w:p>
+      <w:pPr>
+        <w:pStyle w:val="BodyText"/>
+      </w:pPr>
       <w:r>
         <w:rPr>
           <w:b/>
           <w:bCs/>
         </w:rPr>
-        <w:t xml:space="preserve"> </w:t>
-      </w:r>
+        <w:t xml:space="preserve">Why it matters.</w:t>
+      </w:r>
+      <w:r>
+        <w:t xml:space="preserve"> </w:t>
+      </w:r>
+      <w:r>
+        <w:t xml:space="preserve">Nothing new is going wrong with your code. There is far more of it, arriving</w:t>
+      </w:r>
+      <w:r>
+        <w:t xml:space="preserve"> </w:t>
+      </w:r>
+      <w:r>
+        <w:t xml:space="preserve">faster, and looking finished before anyone has checked it. The categories have not moved.</w:t>
+      </w:r>
+    </w:p>
+    <w:p>
+      <w:pPr>
+        <w:pStyle w:val="BodyText"/>
+      </w:pPr>
       <w:r>
         <w:rPr>
           <w:b/>
           <w:bCs/>
         </w:rPr>
-        <w:t xml:space="preserve">looking finished before anyone has checked it.</w:t>
-      </w:r>
-      <w:r>
-        <w:t xml:space="preserve"> </w:t>
-      </w:r>
-      <w:r>
-        <w:t xml:space="preserve">Injection, weak authorization, bad dependencies,</w:t>
-      </w:r>
-      <w:r>
-        <w:t xml:space="preserve"> </w:t>
-      </w:r>
-      <w:r>
-        <w:t xml:space="preserve">leaked secrets -- the categories have not moved.</w:t>
+        <w:t xml:space="preserve">What it costs you.</w:t>
+      </w:r>
+      <w:r>
+        <w:t xml:space="preserve"> </w:t>
+      </w:r>
+      <w:r>
+        <w:t xml:space="preserve">Structural controls, a human arbiter who cannot be skipped, and measurement</w:t>
+      </w:r>
+      <w:r>
+        <w:t xml:space="preserve"> </w:t>
+      </w:r>
+      <w:r>
+        <w:t xml:space="preserve">last, in that order.</w:t>
+      </w:r>
+      <w:r>
+        <w:t xml:space="preserve"> </w:t>
+      </w:r>
+      <w:hyperlink w:anchor="what-to-fund-first">
+        <w:r>
+          <w:rPr>
+            <w:rStyle w:val="Hyperlink"/>
+          </w:rPr>
+          <w:t xml:space="preserve">What to fund first</w:t>
+        </w:r>
+      </w:hyperlink>
+      <w:r>
+        <w:t xml:space="preserve"> </w:t>
+      </w:r>
+      <w:r>
+        <w:t xml:space="preserve">says why reversing it leaves you a</w:t>
+      </w:r>
+      <w:r>
+        <w:t xml:space="preserve"> </w:t>
+      </w:r>
+      <w:r>
+        <w:t xml:space="preserve">dashboard and no controls.</w:t>
       </w:r>
     </w:p>
     <w:p>
       <w:pPr>
         <w:pStyle w:val="BodyText"/>
-      </w:pPr>
-      <w:r>
-        <w:t xml:space="preserve">Reviewing more code is not the answer: review effort scales with the volume, and the volume is what</w:t>
-      </w:r>
-      <w:r>
-        <w:t xml:space="preserve"> </w:t>
-      </w:r>
-      <w:r>
-        <w:t xml:space="preserve">moved. Three moves instead, in this order:</w:t>
-      </w:r>
-    </w:p>
-    <w:p>
-      <w:pPr>
-        <w:pStyle w:val="Compact"/>
-        <w:numPr>
-          <w:ilvl w:val="0"/>
-          <w:numId w:val="1001"/>
-        </w:numPr>
       </w:pPr>
       <w:r>
         <w:rPr>
           <w:b/>
           <w:bCs/>
         </w:rPr>
-        <w:t xml:space="preserve">Fund structural controls</w:t>
-      </w:r>
-      <w:r>
-        <w:t xml:space="preserve"> </w:t>
-      </w:r>
-      <w:r>
-        <w:t xml:space="preserve">-- checks that run on every change and whose verdict does not change</w:t>
-      </w:r>
-      <w:r>
-        <w:t xml:space="preserve"> </w:t>
-      </w:r>
-      <w:r>
-        <w:t xml:space="preserve">because the output looks finished. What counts as one is listed below.</w:t>
-      </w:r>
-    </w:p>
-    <w:p>
-      <w:pPr>
-        <w:pStyle w:val="Compact"/>
-        <w:numPr>
-          <w:ilvl w:val="0"/>
-          <w:numId w:val="1001"/>
-        </w:numPr>
+        <w:t xml:space="preserve">Not for you</w:t>
+      </w:r>
+      <w:r>
+        <w:t xml:space="preserve"> </w:t>
+      </w:r>
+      <w:r>
+        <w:t xml:space="preserve">if you want a certification, an audit or a pass mark.</w:t>
+      </w:r>
+      <w:r>
+        <w:t xml:space="preserve"> </w:t>
+      </w:r>
+      <w:hyperlink w:anchor="what-this-is-not">
+        <w:r>
+          <w:rPr>
+            <w:rStyle w:val="Hyperlink"/>
+          </w:rPr>
+          <w:t xml:space="preserve">What this is not</w:t>
+        </w:r>
+      </w:hyperlink>
+      <w:r>
+        <w:t xml:space="preserve"> </w:t>
+      </w:r>
+      <w:r>
+        <w:t xml:space="preserve">carries the four limits, including that no outside party has</w:t>
+      </w:r>
+      <w:r>
+        <w:t xml:space="preserve"> </w:t>
+      </w:r>
+      <w:r>
+        <w:t xml:space="preserve">reviewed this material.</w:t>
+      </w:r>
+    </w:p>
+    <w:p>
+      <w:pPr>
+        <w:pStyle w:val="BodyText"/>
       </w:pPr>
       <w:r>
         <w:rPr>
           <w:b/>
           <w:bCs/>
         </w:rPr>
-        <w:t xml:space="preserve">Put a human arbiter where it cannot be skipped</w:t>
-      </w:r>
-      <w:r>
-        <w:t xml:space="preserve"> </w:t>
-      </w:r>
-      <w:r>
-        <w:t xml:space="preserve">-- above all where a change touches restricted</w:t>
-      </w:r>
-      <w:r>
-        <w:t xml:space="preserve"> </w:t>
-      </w:r>
-      <w:r>
-        <w:t xml:space="preserve">data or an authorization path.</w:t>
-      </w:r>
-    </w:p>
-    <w:p>
-      <w:pPr>
-        <w:pStyle w:val="Compact"/>
-        <w:numPr>
-          <w:ilvl w:val="0"/>
-          <w:numId w:val="1001"/>
-        </w:numPr>
-      </w:pPr>
-      <w:r>
-        <w:rPr>
-          <w:b/>
-          <w:bCs/>
-        </w:rPr>
-        <w:t xml:space="preserve">Measure last, and never gate on measurement alone.</w:t>
-      </w:r>
-    </w:p>
-    <w:p>
-      <w:pPr>
-        <w:pStyle w:val="FirstParagraph"/>
-      </w:pPr>
-      <w:r>
-        <w:t xml:space="preserve">Then ask each control owner one question:</w:t>
+        <w:t xml:space="preserve">Where to start.</w:t>
+      </w:r>
+      <w:r>
+        <w:t xml:space="preserve"> </w:t>
+      </w:r>
+      <w:r>
+        <w:t xml:space="preserve">Ask each control owner one question:</w:t>
       </w:r>
       <w:r>
         <w:t xml:space="preserve"> </w:t>
@@ -255,31 +277,7 @@
         <w:t xml:space="preserve"> </w:t>
       </w:r>
       <w:r>
-        <w:t xml:space="preserve">A gate nobody</w:t>
-      </w:r>
-      <w:r>
-        <w:t xml:space="preserve"> </w:t>
-      </w:r>
-      <w:r>
-        <w:t xml:space="preserve">has ever watched go red is not evidence of anything.</w:t>
-      </w:r>
-    </w:p>
-    <w:p>
-      <w:pPr>
-        <w:pStyle w:val="BodyText"/>
-      </w:pPr>
-      <w:r>
-        <w:rPr>
-          <w:b/>
-          <w:bCs/>
-        </w:rPr>
-        <w:t xml:space="preserve">None of this certifies anything.</w:t>
-      </w:r>
-      <w:r>
-        <w:t xml:space="preserve"> </w:t>
-      </w:r>
-      <w:r>
-        <w:t xml:space="preserve">These documents are a bar to set. No badge comes with them.</w:t>
+        <w:t xml:space="preserve">A gate nobody has ever watched go red is not evidence of anything.</w:t>
       </w:r>
     </w:p>
     <w:p>
@@ -302,6 +300,20 @@
     <w:p>
       <w:pPr>
         <w:pStyle w:val="FirstParagraph"/>
+      </w:pPr>
+      <w:r>
+        <w:t xml:space="preserve">Injection, weak authorization, bad dependencies and leaked secrets are still what goes wrong. What</w:t>
+      </w:r>
+      <w:r>
+        <w:t xml:space="preserve"> </w:t>
+      </w:r>
+      <w:r>
+        <w:t xml:space="preserve">moved is the volume, and review effort scales with volume rather than with risk.</w:t>
+      </w:r>
+    </w:p>
+    <w:p>
+      <w:pPr>
+        <w:pStyle w:val="BodyText"/>
       </w:pPr>
       <w:r>
         <w:t xml:space="preserve">The five modes below are the ones this control set was written against. They are not a complete</w:t>
@@ -844,6 +856,135 @@
     </w:p>
     <w:p>
       <w:pPr>
+        <w:pStyle w:val="FirstParagraph"/>
+      </w:pPr>
+      <w:r>
+        <w:t xml:space="preserve">Reviewing more code is not the answer, because the volume is what moved. Three things instead, in</w:t>
+      </w:r>
+      <w:r>
+        <w:t xml:space="preserve"> </w:t>
+      </w:r>
+      <w:r>
+        <w:t xml:space="preserve">this order:</w:t>
+      </w:r>
+    </w:p>
+    <w:p>
+      <w:pPr>
+        <w:pStyle w:val="Compact"/>
+        <w:numPr>
+          <w:ilvl w:val="0"/>
+          <w:numId w:val="1001"/>
+        </w:numPr>
+      </w:pPr>
+      <w:r>
+        <w:rPr>
+          <w:b/>
+          <w:bCs/>
+        </w:rPr>
+        <w:t xml:space="preserve">Structural controls that cannot be argued with</w:t>
+      </w:r>
+      <w:r>
+        <w:t xml:space="preserve">: enforced architecture and layer boundaries,</w:t>
+      </w:r>
+      <w:r>
+        <w:t xml:space="preserve"> </w:t>
+      </w:r>
+      <w:r>
+        <w:t xml:space="preserve">strict type checking, dependency verification and hash pinning, blocking security scanners, and</w:t>
+      </w:r>
+      <w:r>
+        <w:t xml:space="preserve"> </w:t>
+      </w:r>
+      <w:r>
+        <w:t xml:space="preserve">an allowlist on what gets published.</w:t>
+      </w:r>
+    </w:p>
+    <w:p>
+      <w:pPr>
+        <w:pStyle w:val="Compact"/>
+        <w:numPr>
+          <w:ilvl w:val="0"/>
+          <w:numId w:val="1001"/>
+        </w:numPr>
+      </w:pPr>
+      <w:r>
+        <w:rPr>
+          <w:b/>
+          <w:bCs/>
+        </w:rPr>
+        <w:t xml:space="preserve">A human arbiter who cannot be skipped</w:t>
+      </w:r>
+      <w:r>
+        <w:t xml:space="preserve">, especially where a change touches restricted data or</w:t>
+      </w:r>
+      <w:r>
+        <w:t xml:space="preserve"> </w:t>
+      </w:r>
+      <w:r>
+        <w:t xml:space="preserve">an authorization path.</w:t>
+      </w:r>
+    </w:p>
+    <w:p>
+      <w:pPr>
+        <w:pStyle w:val="Compact"/>
+        <w:numPr>
+          <w:ilvl w:val="0"/>
+          <w:numId w:val="1001"/>
+        </w:numPr>
+      </w:pPr>
+      <w:r>
+        <w:rPr>
+          <w:b/>
+          <w:bCs/>
+        </w:rPr>
+        <w:t xml:space="preserve">Measurement, last, and never as a gate on its own.</w:t>
+      </w:r>
+      <w:r>
+        <w:t xml:space="preserve"> </w:t>
+      </w:r>
+      <w:r>
+        <w:t xml:space="preserve">Mutation testing, coverage visibility,</w:t>
+      </w:r>
+      <w:r>
+        <w:t xml:space="preserve"> </w:t>
+      </w:r>
+      <w:r>
+        <w:t xml:space="preserve">duplication detection and complexity triage all inform a person. None of them certifies</w:t>
+      </w:r>
+      <w:r>
+        <w:t xml:space="preserve"> </w:t>
+      </w:r>
+      <w:r>
+        <w:t xml:space="preserve">anything.</w:t>
+      </w:r>
+    </w:p>
+    <w:p>
+      <w:pPr>
+        <w:pStyle w:val="FirstParagraph"/>
+      </w:pPr>
+      <w:r>
+        <w:t xml:space="preserve">The order matters. Reversed, you get a dashboard and no controls.</w:t>
+      </w:r>
+    </w:p>
+    <w:p>
+      <w:r>
+        <w:pict>
+          <v:rect style="width:0;height:1.5pt" o:hralign="center" o:hrstd="t" o:hr="t"/>
+        </w:pict>
+      </w:r>
+    </w:p>
+    <w:bookmarkEnd w:id="15"/>
+    <w:bookmarkStart w:id="16" w:name="what-this-is-not"/>
+    <w:p>
+      <w:pPr>
+        <w:pStyle w:val="Heading2"/>
+      </w:pPr>
+      <w:r>
+        <w:t xml:space="preserve">What this is not</w:t>
+      </w:r>
+    </w:p>
+    <w:p>
+      <w:pPr>
         <w:pStyle w:val="Compact"/>
         <w:numPr>
           <w:ilvl w:val="0"/>
@@ -855,22 +996,25 @@
           <w:b/>
           <w:bCs/>
         </w:rPr>
-        <w:t xml:space="preserve">Structural controls that cannot be argued with</w:t>
-      </w:r>
-      <w:r>
-        <w:t xml:space="preserve">: enforced architecture and layer boundaries,</w:t>
-      </w:r>
-      <w:r>
-        <w:t xml:space="preserve"> </w:t>
-      </w:r>
-      <w:r>
-        <w:t xml:space="preserve">strict type checking, dependency verification and hash pinning, blocking security scanners, and</w:t>
-      </w:r>
-      <w:r>
-        <w:t xml:space="preserve"> </w:t>
-      </w:r>
-      <w:r>
-        <w:t xml:space="preserve">an allowlist on what gets published.</w:t>
+        <w:t xml:space="preserve">Not a certification, and not an audit.</w:t>
+      </w:r>
+      <w:r>
+        <w:t xml:space="preserve"> </w:t>
+      </w:r>
+      <w:r>
+        <w:t xml:space="preserve">There is no badge and no pass mark. A completed</w:t>
+      </w:r>
+      <w:r>
+        <w:t xml:space="preserve"> </w:t>
+      </w:r>
+      <w:r>
+        <w:t xml:space="preserve">self-assessment is an argued position with pointers to evidence, and nothing here should be</w:t>
+      </w:r>
+      <w:r>
+        <w:t xml:space="preserve"> </w:t>
+      </w:r>
+      <w:r>
+        <w:t xml:space="preserve">presented as more than that.</w:t>
       </w:r>
     </w:p>
     <w:p>
@@ -886,16 +1030,13 @@
           <w:b/>
           <w:bCs/>
         </w:rPr>
-        <w:t xml:space="preserve">A human arbiter who cannot be skipped</w:t>
-      </w:r>
-      <w:r>
-        <w:t xml:space="preserve">, especially where a change touches restricted data or</w:t>
-      </w:r>
-      <w:r>
-        <w:t xml:space="preserve"> </w:t>
-      </w:r>
-      <w:r>
-        <w:t xml:space="preserve">an authorization path.</w:t>
+        <w:t xml:space="preserve">Not independently reviewed.</w:t>
+      </w:r>
+      <w:r>
+        <w:t xml:space="preserve"> </w:t>
+      </w:r>
+      <w:r>
+        <w:t xml:space="preserve">No outside party has reviewed this material.</w:t>
       </w:r>
     </w:p>
     <w:p>
@@ -911,50 +1052,19 @@
           <w:b/>
           <w:bCs/>
         </w:rPr>
-        <w:t xml:space="preserve">Measurement, last, and never as a gate on its own.</w:t>
-      </w:r>
-      <w:r>
-        <w:t xml:space="preserve"> </w:t>
-      </w:r>
-      <w:r>
-        <w:t xml:space="preserve">Mutation testing, coverage visibility,</w:t>
-      </w:r>
-      <w:r>
-        <w:t xml:space="preserve"> </w:t>
-      </w:r>
-      <w:r>
-        <w:t xml:space="preserve">duplication detection and complexity triage all inform a person. None of them certifies</w:t>
-      </w:r>
-      <w:r>
-        <w:t xml:space="preserve"> </w:t>
-      </w:r>
-      <w:r>
-        <w:t xml:space="preserve">anything.</w:t>
-      </w:r>
-    </w:p>
-    <w:p>
-      <w:pPr>
-        <w:pStyle w:val="FirstParagraph"/>
-      </w:pPr>
-      <w:r>
-        <w:t xml:space="preserve">The order matters. Reversed, you get a dashboard and no controls.</w:t>
-      </w:r>
-    </w:p>
-    <w:p>
-      <w:r>
-        <w:pict>
-          <v:rect style="width:0;height:1.5pt" o:hralign="center" o:hrstd="t" o:hr="t"/>
-        </w:pict>
-      </w:r>
-    </w:p>
-    <w:bookmarkEnd w:id="15"/>
-    <w:bookmarkStart w:id="16" w:name="what-this-is-not"/>
-    <w:p>
-      <w:pPr>
-        <w:pStyle w:val="Heading2"/>
-      </w:pPr>
-      <w:r>
-        <w:t xml:space="preserve">What this is not</w:t>
+        <w:t xml:space="preserve">Not exhaustive.</w:t>
+      </w:r>
+      <w:r>
+        <w:t xml:space="preserve"> </w:t>
+      </w:r>
+      <w:r>
+        <w:t xml:space="preserve">It names at least the failure modes it was written against, not every risk</w:t>
+      </w:r>
+      <w:r>
+        <w:t xml:space="preserve"> </w:t>
+      </w:r>
+      <w:r>
+        <w:t xml:space="preserve">your program carries.</w:t>
       </w:r>
     </w:p>
     <w:p>
@@ -962,91 +1072,7 @@
         <w:pStyle w:val="Compact"/>
         <w:numPr>
           <w:ilvl w:val="0"/>
-          <w:numId w:val="1003"/>
-        </w:numPr>
-      </w:pPr>
-      <w:r>
-        <w:rPr>
-          <w:b/>
-          <w:bCs/>
-        </w:rPr>
-        <w:t xml:space="preserve">Not a certification, and not an audit.</w:t>
-      </w:r>
-      <w:r>
-        <w:t xml:space="preserve"> </w:t>
-      </w:r>
-      <w:r>
-        <w:t xml:space="preserve">There is no badge and no pass mark. A completed</w:t>
-      </w:r>
-      <w:r>
-        <w:t xml:space="preserve"> </w:t>
-      </w:r>
-      <w:r>
-        <w:t xml:space="preserve">self-assessment is an argued position with pointers to evidence, and nothing here should be</w:t>
-      </w:r>
-      <w:r>
-        <w:t xml:space="preserve"> </w:t>
-      </w:r>
-      <w:r>
-        <w:t xml:space="preserve">presented as more than that.</w:t>
-      </w:r>
-    </w:p>
-    <w:p>
-      <w:pPr>
-        <w:pStyle w:val="Compact"/>
-        <w:numPr>
-          <w:ilvl w:val="0"/>
-          <w:numId w:val="1003"/>
-        </w:numPr>
-      </w:pPr>
-      <w:r>
-        <w:rPr>
-          <w:b/>
-          <w:bCs/>
-        </w:rPr>
-        <w:t xml:space="preserve">Not independently reviewed.</w:t>
-      </w:r>
-      <w:r>
-        <w:t xml:space="preserve"> </w:t>
-      </w:r>
-      <w:r>
-        <w:t xml:space="preserve">No outside party has reviewed this material.</w:t>
-      </w:r>
-    </w:p>
-    <w:p>
-      <w:pPr>
-        <w:pStyle w:val="Compact"/>
-        <w:numPr>
-          <w:ilvl w:val="0"/>
-          <w:numId w:val="1003"/>
-        </w:numPr>
-      </w:pPr>
-      <w:r>
-        <w:rPr>
-          <w:b/>
-          <w:bCs/>
-        </w:rPr>
-        <w:t xml:space="preserve">Not exhaustive.</w:t>
-      </w:r>
-      <w:r>
-        <w:t xml:space="preserve"> </w:t>
-      </w:r>
-      <w:r>
-        <w:t xml:space="preserve">It names at least the failure modes it was written against, not every risk</w:t>
-      </w:r>
-      <w:r>
-        <w:t xml:space="preserve"> </w:t>
-      </w:r>
-      <w:r>
-        <w:t xml:space="preserve">your program carries.</w:t>
-      </w:r>
-    </w:p>
-    <w:p>
-      <w:pPr>
-        <w:pStyle w:val="Compact"/>
-        <w:numPr>
-          <w:ilvl w:val="0"/>
-          <w:numId w:val="1003"/>
+          <w:numId w:val="1002"/>
         </w:numPr>
       </w:pPr>
       <w:r>
@@ -1673,36 +1699,6 @@
     </w:lvlOverride>
   </w:num>
   <w:num w:numId="1002">
-    <w:abstractNumId w:val="99411"/>
-    <w:lvlOverride w:ilvl="0">
-      <w:startOverride w:val="1"/>
-    </w:lvlOverride>
-    <w:lvlOverride w:ilvl="1">
-      <w:startOverride w:val="1"/>
-    </w:lvlOverride>
-    <w:lvlOverride w:ilvl="2">
-      <w:startOverride w:val="1"/>
-    </w:lvlOverride>
-    <w:lvlOverride w:ilvl="3">
-      <w:startOverride w:val="1"/>
-    </w:lvlOverride>
-    <w:lvlOverride w:ilvl="4">
-      <w:startOverride w:val="1"/>
-    </w:lvlOverride>
-    <w:lvlOverride w:ilvl="5">
-      <w:startOverride w:val="1"/>
-    </w:lvlOverride>
-    <w:lvlOverride w:ilvl="6">
-      <w:startOverride w:val="1"/>
-    </w:lvlOverride>
-    <w:lvlOverride w:ilvl="7">
-      <w:startOverride w:val="1"/>
-    </w:lvlOverride>
-    <w:lvlOverride w:ilvl="8">
-      <w:startOverride w:val="1"/>
-    </w:lvlOverride>
-  </w:num>
-  <w:num w:numId="1003">
     <w:abstractNumId w:val="991"/>
   </w:num>
 </w:numbering>

--- a/docs/standards/word/CISO-SUMMARY.docx
+++ b/docs/standards/word/CISO-SUMMARY.docx
@@ -167,19 +167,19 @@
           <w:b/>
           <w:bCs/>
         </w:rPr>
-        <w:t xml:space="preserve">What it costs you.</w:t>
-      </w:r>
-      <w:r>
-        <w:t xml:space="preserve"> </w:t>
-      </w:r>
-      <w:r>
-        <w:t xml:space="preserve">Structural controls, a human arbiter who cannot be skipped, and measurement</w:t>
-      </w:r>
-      <w:r>
-        <w:t xml:space="preserve"> </w:t>
-      </w:r>
-      <w:r>
-        <w:t xml:space="preserve">last, in that order.</w:t>
+        <w:t xml:space="preserve">Cost/Benefit.</w:t>
+      </w:r>
+      <w:r>
+        <w:t xml:space="preserve"> </w:t>
+      </w:r>
+      <w:r>
+        <w:t xml:space="preserve">Structural controls first, then a human arbiter who cannot be skipped, then</w:t>
+      </w:r>
+      <w:r>
+        <w:t xml:space="preserve"> </w:t>
+      </w:r>
+      <w:r>
+        <w:t xml:space="preserve">measurement.</w:t>
       </w:r>
       <w:r>
         <w:t xml:space="preserve"> </w:t>
@@ -196,13 +196,19 @@
         <w:t xml:space="preserve"> </w:t>
       </w:r>
       <w:r>
-        <w:t xml:space="preserve">says why reversing it leaves you a</w:t>
-      </w:r>
-      <w:r>
-        <w:t xml:space="preserve"> </w:t>
-      </w:r>
-      <w:r>
-        <w:t xml:space="preserve">dashboard and no controls.</w:t>
+        <w:t xml:space="preserve">says why reversing that leaves you a</w:t>
+      </w:r>
+      <w:r>
+        <w:t xml:space="preserve"> </w:t>
+      </w:r>
+      <w:r>
+        <w:t xml:space="preserve">dashboard and no controls. Funded in that order, enforcement holds as output rises rather than</w:t>
+      </w:r>
+      <w:r>
+        <w:t xml:space="preserve"> </w:t>
+      </w:r>
+      <w:r>
+        <w:t xml:space="preserve">review effort rising with it, and the five questions tell a control from the process around it.</w:t>
       </w:r>
     </w:p>
     <w:p>

--- a/docs/standards/word/CISO-SUMMARY.docx
+++ b/docs/standards/word/CISO-SUMMARY.docx
@@ -167,19 +167,61 @@
           <w:b/>
           <w:bCs/>
         </w:rPr>
-        <w:t xml:space="preserve">Cost/Benefit.</w:t>
-      </w:r>
-      <w:r>
-        <w:t xml:space="preserve"> </w:t>
-      </w:r>
-      <w:r>
-        <w:t xml:space="preserve">Structural controls first, then a human arbiter who cannot be skipped, then</w:t>
-      </w:r>
-      <w:r>
-        <w:t xml:space="preserve"> </w:t>
-      </w:r>
-      <w:r>
-        <w:t xml:space="preserve">measurement.</w:t>
+        <w:t xml:space="preserve">Benefits.</w:t>
+      </w:r>
+      <w:r>
+        <w:t xml:space="preserve"> </w:t>
+      </w:r>
+      <w:r>
+        <w:t xml:space="preserve">Enforcement holds as output rises rather than review effort rising with it. The five</w:t>
+      </w:r>
+      <w:r>
+        <w:t xml:space="preserve"> </w:t>
+      </w:r>
+      <w:r>
+        <w:t xml:space="preserve">questions tell a control from the process around it, so a plausible answer stops passing for a</w:t>
+      </w:r>
+      <w:r>
+        <w:t xml:space="preserve"> </w:t>
+      </w:r>
+      <w:r>
+        <w:t xml:space="preserve">working one.</w:t>
+      </w:r>
+    </w:p>
+    <w:p>
+      <w:pPr>
+        <w:pStyle w:val="BodyText"/>
+      </w:pPr>
+      <w:r>
+        <w:rPr>
+          <w:b/>
+          <w:bCs/>
+        </w:rPr>
+        <w:t xml:space="preserve">Costs.</w:t>
+      </w:r>
+      <w:r>
+        <w:t xml:space="preserve"> </w:t>
+      </w:r>
+      <w:r>
+        <w:t xml:space="preserve">Three things funded in one order: structural controls first, then a human arbiter who</w:t>
+      </w:r>
+      <w:r>
+        <w:t xml:space="preserve"> </w:t>
+      </w:r>
+      <w:r>
+        <w:t xml:space="preserve">cannot be skipped, then measurement. The arbiter is a person's time on every change, most of all</w:t>
+      </w:r>
+      <w:r>
+        <w:t xml:space="preserve"> </w:t>
+      </w:r>
+      <w:r>
+        <w:t xml:space="preserve">where one touches restricted data or an authorization path. Measurement is funded last and never as</w:t>
+      </w:r>
+      <w:r>
+        <w:t xml:space="preserve"> </w:t>
+      </w:r>
+      <w:r>
+        <w:t xml:space="preserve">a gate on its own, so no percentage here is a verdict.</w:t>
       </w:r>
       <w:r>
         <w:t xml:space="preserve"> </w:t>
@@ -196,19 +238,7 @@
         <w:t xml:space="preserve"> </w:t>
       </w:r>
       <w:r>
-        <w:t xml:space="preserve">says why reversing that leaves you a</w:t>
-      </w:r>
-      <w:r>
-        <w:t xml:space="preserve"> </w:t>
-      </w:r>
-      <w:r>
-        <w:t xml:space="preserve">dashboard and no controls. Funded in that order, enforcement holds as output rises rather than</w:t>
-      </w:r>
-      <w:r>
-        <w:t xml:space="preserve"> </w:t>
-      </w:r>
-      <w:r>
-        <w:t xml:space="preserve">review effort rising with it, and the five questions tell a control from the process around it.</w:t>
+        <w:t xml:space="preserve">says why reversing that order leaves you a dashboard and no controls.</w:t>
       </w:r>
     </w:p>
     <w:p>

--- a/docs/standards/word/CISO-SUMMARY.docx
+++ b/docs/standards/word/CISO-SUMMARY.docx
@@ -167,19 +167,61 @@
           <w:b/>
           <w:bCs/>
         </w:rPr>
-        <w:t xml:space="preserve">What it costs you.</w:t>
-      </w:r>
-      <w:r>
-        <w:t xml:space="preserve"> </w:t>
-      </w:r>
-      <w:r>
-        <w:t xml:space="preserve">Structural controls, a human arbiter who cannot be skipped, and measurement</w:t>
-      </w:r>
-      <w:r>
-        <w:t xml:space="preserve"> </w:t>
-      </w:r>
-      <w:r>
-        <w:t xml:space="preserve">last, in that order.</w:t>
+        <w:t xml:space="preserve">Benefits.</w:t>
+      </w:r>
+      <w:r>
+        <w:t xml:space="preserve"> </w:t>
+      </w:r>
+      <w:r>
+        <w:t xml:space="preserve">Enforcement holds as output rises rather than review effort rising with it. The five</w:t>
+      </w:r>
+      <w:r>
+        <w:t xml:space="preserve"> </w:t>
+      </w:r>
+      <w:r>
+        <w:t xml:space="preserve">questions tell a control from the process around it, so a plausible answer stops passing for a</w:t>
+      </w:r>
+      <w:r>
+        <w:t xml:space="preserve"> </w:t>
+      </w:r>
+      <w:r>
+        <w:t xml:space="preserve">working one.</w:t>
+      </w:r>
+    </w:p>
+    <w:p>
+      <w:pPr>
+        <w:pStyle w:val="BodyText"/>
+      </w:pPr>
+      <w:r>
+        <w:rPr>
+          <w:b/>
+          <w:bCs/>
+        </w:rPr>
+        <w:t xml:space="preserve">Costs.</w:t>
+      </w:r>
+      <w:r>
+        <w:t xml:space="preserve"> </w:t>
+      </w:r>
+      <w:r>
+        <w:t xml:space="preserve">Three things funded in one order: structural controls first, then a human arbiter who</w:t>
+      </w:r>
+      <w:r>
+        <w:t xml:space="preserve"> </w:t>
+      </w:r>
+      <w:r>
+        <w:t xml:space="preserve">cannot be skipped, then measurement. The arbiter is a person's time on every change, most of all</w:t>
+      </w:r>
+      <w:r>
+        <w:t xml:space="preserve"> </w:t>
+      </w:r>
+      <w:r>
+        <w:t xml:space="preserve">where one touches restricted data or an authorization path. Measurement is funded last and never as</w:t>
+      </w:r>
+      <w:r>
+        <w:t xml:space="preserve"> </w:t>
+      </w:r>
+      <w:r>
+        <w:t xml:space="preserve">a gate on its own, so no percentage here is a verdict.</w:t>
       </w:r>
       <w:r>
         <w:t xml:space="preserve"> </w:t>
@@ -196,13 +238,7 @@
         <w:t xml:space="preserve"> </w:t>
       </w:r>
       <w:r>
-        <w:t xml:space="preserve">says why reversing it leaves you a</w:t>
-      </w:r>
-      <w:r>
-        <w:t xml:space="preserve"> </w:t>
-      </w:r>
-      <w:r>
-        <w:t xml:space="preserve">dashboard and no controls.</w:t>
+        <w:t xml:space="preserve">says why reversing that order leaves you a dashboard and no controls.</w:t>
       </w:r>
     </w:p>
     <w:p>
